--- a/assets/How Much Carbon Am I Allowed to Emit.docx
+++ b/assets/How Much Carbon Am I Allowed to Emit.docx
@@ -2267,34 +2267,19 @@
     </w:p>
     <w:p>
       <w:pPr>
-        <w:spacing w:before="240" w:after="240"/>
-        <w:rPr>
-          <w:b/>
-          <w:bCs/>
-        </w:rPr>
+        <w:pStyle w:val="Heading2"/>
       </w:pPr>
       <w:proofErr w:type="spellStart"/>
       <w:r>
-        <w:rPr>
-          <w:b/>
-          <w:bCs/>
-        </w:rPr>
+        <w:lastRenderedPageBreak/>
         <w:t>The</w:t>
       </w:r>
       <w:proofErr w:type="spellEnd"/>
       <w:r>
-        <w:rPr>
-          <w:b/>
-          <w:bCs/>
-        </w:rPr>
         <w:t xml:space="preserve"> invisible </w:t>
       </w:r>
       <w:proofErr w:type="spellStart"/>
       <w:r>
-        <w:rPr>
-          <w:b/>
-          <w:bCs/>
-        </w:rPr>
         <w:t>problem</w:t>
       </w:r>
       <w:proofErr w:type="spellEnd"/>
@@ -2305,7 +2290,6 @@
         <w:jc w:val="both"/>
       </w:pPr>
       <w:r>
-        <w:lastRenderedPageBreak/>
         <w:t xml:space="preserve">Emissions </w:t>
       </w:r>
       <w:proofErr w:type="spellStart"/>
@@ -4248,6 +4232,7 @@
       </w:r>
       <w:proofErr w:type="spellStart"/>
       <w:r>
+        <w:lastRenderedPageBreak/>
         <w:t>shoes</w:t>
       </w:r>
       <w:proofErr w:type="spellEnd"/>
@@ -4349,11 +4334,7 @@
       </w:r>
       <w:proofErr w:type="spellEnd"/>
       <w:r>
-        <w:t xml:space="preserve"> 0.1%, </w:t>
-      </w:r>
-      <w:r>
-        <w:lastRenderedPageBreak/>
-        <w:t xml:space="preserve">2% or 10% of </w:t>
+        <w:t xml:space="preserve"> 0.1%, 2% or 10% of </w:t>
       </w:r>
       <w:proofErr w:type="spellStart"/>
       <w:r>
@@ -4486,66 +4467,34 @@
     </w:p>
     <w:p>
       <w:pPr>
-        <w:spacing w:after="200"/>
-        <w:rPr>
-          <w:b/>
-          <w:bCs/>
-        </w:rPr>
+        <w:pStyle w:val="Heading2"/>
       </w:pPr>
       <w:proofErr w:type="spellStart"/>
       <w:r>
-        <w:rPr>
-          <w:b/>
-          <w:bCs/>
-        </w:rPr>
         <w:t>The</w:t>
       </w:r>
       <w:proofErr w:type="spellEnd"/>
       <w:r>
-        <w:rPr>
-          <w:b/>
-          <w:bCs/>
-        </w:rPr>
-        <w:t xml:space="preserve"> </w:t>
-      </w:r>
-      <w:proofErr w:type="spellStart"/>
-      <w:r>
-        <w:rPr>
-          <w:b/>
-          <w:bCs/>
-        </w:rPr>
+        <w:t xml:space="preserve"> </w:t>
+      </w:r>
+      <w:proofErr w:type="spellStart"/>
+      <w:r>
         <w:t>carbon</w:t>
       </w:r>
       <w:proofErr w:type="spellEnd"/>
       <w:r>
-        <w:rPr>
-          <w:b/>
-          <w:bCs/>
-        </w:rPr>
-        <w:t xml:space="preserve"> </w:t>
-      </w:r>
-      <w:proofErr w:type="spellStart"/>
-      <w:r>
-        <w:rPr>
-          <w:b/>
-          <w:bCs/>
-        </w:rPr>
+        <w:t xml:space="preserve"> </w:t>
+      </w:r>
+      <w:proofErr w:type="spellStart"/>
+      <w:r>
         <w:t>footprint</w:t>
       </w:r>
       <w:proofErr w:type="spellEnd"/>
       <w:r>
-        <w:rPr>
-          <w:b/>
-          <w:bCs/>
-        </w:rPr>
         <w:t xml:space="preserve"> of </w:t>
       </w:r>
       <w:proofErr w:type="spellStart"/>
       <w:r>
-        <w:rPr>
-          <w:b/>
-          <w:bCs/>
-        </w:rPr>
         <w:t>everything</w:t>
       </w:r>
       <w:proofErr w:type="spellEnd"/>
@@ -6533,6 +6482,7 @@
         <w:jc w:val="both"/>
       </w:pPr>
       <w:r>
+        <w:lastRenderedPageBreak/>
         <w:t xml:space="preserve">In </w:t>
       </w:r>
       <w:proofErr w:type="spellStart"/>
@@ -6794,7 +6744,6 @@
         <w:jc w:val="both"/>
       </w:pPr>
       <w:r>
-        <w:lastRenderedPageBreak/>
         <w:t xml:space="preserve">In recent </w:t>
       </w:r>
       <w:proofErr w:type="spellStart"/>
@@ -8989,122 +8938,62 @@
     </w:p>
     <w:p>
       <w:pPr>
-        <w:spacing w:after="200"/>
-        <w:rPr>
-          <w:b/>
-          <w:bCs/>
-        </w:rPr>
+        <w:pStyle w:val="Heading2"/>
       </w:pPr>
       <w:proofErr w:type="spellStart"/>
       <w:r>
-        <w:rPr>
-          <w:b/>
-          <w:bCs/>
-        </w:rPr>
         <w:t>What</w:t>
       </w:r>
       <w:proofErr w:type="spellEnd"/>
       <w:r>
-        <w:rPr>
-          <w:b/>
-          <w:bCs/>
-        </w:rPr>
-        <w:t xml:space="preserve"> </w:t>
-      </w:r>
-      <w:proofErr w:type="spellStart"/>
-      <w:r>
-        <w:rPr>
-          <w:b/>
-          <w:bCs/>
-        </w:rPr>
+        <w:t xml:space="preserve"> </w:t>
+      </w:r>
+      <w:proofErr w:type="spellStart"/>
+      <w:r>
         <w:t>does</w:t>
       </w:r>
       <w:proofErr w:type="spellEnd"/>
       <w:r>
-        <w:rPr>
-          <w:b/>
-          <w:bCs/>
-        </w:rPr>
         <w:t xml:space="preserve"> a </w:t>
       </w:r>
       <w:proofErr w:type="spellStart"/>
       <w:r>
-        <w:rPr>
-          <w:b/>
-          <w:bCs/>
-        </w:rPr>
         <w:t>common</w:t>
       </w:r>
       <w:proofErr w:type="spellEnd"/>
       <w:r>
-        <w:rPr>
-          <w:b/>
-          <w:bCs/>
-        </w:rPr>
-        <w:t xml:space="preserve"> </w:t>
-      </w:r>
-      <w:proofErr w:type="spellStart"/>
-      <w:r>
-        <w:rPr>
-          <w:b/>
-          <w:bCs/>
-        </w:rPr>
+        <w:t xml:space="preserve"> </w:t>
+      </w:r>
+      <w:proofErr w:type="spellStart"/>
+      <w:r>
         <w:t>carbon</w:t>
       </w:r>
       <w:proofErr w:type="spellEnd"/>
       <w:r>
-        <w:rPr>
-          <w:b/>
-          <w:bCs/>
-        </w:rPr>
-        <w:t xml:space="preserve"> </w:t>
-      </w:r>
-      <w:proofErr w:type="spellStart"/>
-      <w:r>
-        <w:rPr>
-          <w:b/>
-          <w:bCs/>
-        </w:rPr>
+        <w:t xml:space="preserve"> </w:t>
+      </w:r>
+      <w:proofErr w:type="spellStart"/>
+      <w:r>
         <w:t>footprint</w:t>
       </w:r>
       <w:proofErr w:type="spellEnd"/>
       <w:r>
-        <w:rPr>
-          <w:b/>
-          <w:bCs/>
-        </w:rPr>
-        <w:t xml:space="preserve"> </w:t>
-      </w:r>
-      <w:proofErr w:type="spellStart"/>
-      <w:r>
-        <w:rPr>
-          <w:b/>
-          <w:bCs/>
-        </w:rPr>
+        <w:t xml:space="preserve"> </w:t>
+      </w:r>
+      <w:proofErr w:type="spellStart"/>
+      <w:r>
         <w:t>look</w:t>
       </w:r>
       <w:proofErr w:type="spellEnd"/>
       <w:r>
-        <w:rPr>
-          <w:b/>
-          <w:bCs/>
-        </w:rPr>
-        <w:t xml:space="preserve"> </w:t>
-      </w:r>
-      <w:proofErr w:type="spellStart"/>
-      <w:r>
-        <w:rPr>
-          <w:b/>
-          <w:bCs/>
-        </w:rPr>
+        <w:t xml:space="preserve"> </w:t>
+      </w:r>
+      <w:proofErr w:type="spellStart"/>
+      <w:r>
         <w:t>like</w:t>
       </w:r>
       <w:proofErr w:type="spellEnd"/>
       <w:r>
-        <w:rPr>
-          <w:b/>
-          <w:bCs/>
-        </w:rPr>
         <w:t>?</w:t>
       </w:r>
     </w:p>
@@ -9506,6 +9395,7 @@
       </w:pPr>
       <w:proofErr w:type="spellStart"/>
       <w:r>
+        <w:lastRenderedPageBreak/>
         <w:t>That</w:t>
       </w:r>
       <w:proofErr w:type="spellEnd"/>
@@ -9941,7 +9831,6 @@
           <w:bCs/>
           <w:color w:val="000000"/>
         </w:rPr>
-        <w:lastRenderedPageBreak/>
         <w:t>Figure</w:t>
       </w:r>
       <w:proofErr w:type="spellEnd"/>
@@ -12089,74 +11978,38 @@
     </w:p>
     <w:p>
       <w:pPr>
-        <w:spacing w:after="200"/>
-        <w:rPr>
-          <w:b/>
-          <w:bCs/>
-        </w:rPr>
+        <w:pStyle w:val="Heading2"/>
       </w:pPr>
       <w:proofErr w:type="spellStart"/>
       <w:r>
-        <w:rPr>
-          <w:b/>
-          <w:bCs/>
-        </w:rPr>
         <w:t>Wait</w:t>
       </w:r>
       <w:proofErr w:type="spellEnd"/>
       <w:r>
-        <w:rPr>
-          <w:b/>
-          <w:bCs/>
-        </w:rPr>
         <w:t xml:space="preserve">… </w:t>
       </w:r>
       <w:proofErr w:type="spellStart"/>
       <w:r>
-        <w:rPr>
-          <w:b/>
-          <w:bCs/>
-        </w:rPr>
         <w:t>can’t</w:t>
       </w:r>
       <w:proofErr w:type="spellEnd"/>
       <w:r>
-        <w:rPr>
-          <w:b/>
-          <w:bCs/>
-        </w:rPr>
-        <w:t xml:space="preserve"> </w:t>
-      </w:r>
-      <w:proofErr w:type="spellStart"/>
-      <w:r>
-        <w:rPr>
-          <w:b/>
-          <w:bCs/>
-        </w:rPr>
+        <w:t xml:space="preserve"> </w:t>
+      </w:r>
+      <w:proofErr w:type="spellStart"/>
+      <w:r>
         <w:t>we</w:t>
       </w:r>
       <w:proofErr w:type="spellEnd"/>
       <w:r>
-        <w:rPr>
-          <w:b/>
-          <w:bCs/>
-        </w:rPr>
         <w:t xml:space="preserve"> just </w:t>
       </w:r>
       <w:proofErr w:type="spellStart"/>
       <w:r>
-        <w:rPr>
-          <w:b/>
-          <w:bCs/>
-        </w:rPr>
         <w:t>blame</w:t>
       </w:r>
       <w:proofErr w:type="spellEnd"/>
       <w:r>
-        <w:rPr>
-          <w:b/>
-          <w:bCs/>
-        </w:rPr>
         <w:t xml:space="preserve"> Taylor?</w:t>
       </w:r>
     </w:p>
@@ -14755,94 +14608,50 @@
     </w:p>
     <w:p>
       <w:pPr>
-        <w:spacing w:after="200"/>
+        <w:pStyle w:val="Heading2"/>
       </w:pPr>
       <w:proofErr w:type="spellStart"/>
       <w:r>
-        <w:rPr>
-          <w:b/>
-          <w:bCs/>
-        </w:rPr>
         <w:t>Good</w:t>
       </w:r>
       <w:proofErr w:type="spellEnd"/>
       <w:r>
-        <w:rPr>
-          <w:b/>
-          <w:bCs/>
-        </w:rPr>
-        <w:t xml:space="preserve"> </w:t>
-      </w:r>
-      <w:proofErr w:type="spellStart"/>
-      <w:r>
-        <w:rPr>
-          <w:b/>
-          <w:bCs/>
-        </w:rPr>
+        <w:t xml:space="preserve"> </w:t>
+      </w:r>
+      <w:proofErr w:type="spellStart"/>
+      <w:r>
         <w:t>news</w:t>
       </w:r>
       <w:proofErr w:type="spellEnd"/>
       <w:r>
-        <w:rPr>
-          <w:b/>
-          <w:bCs/>
-        </w:rPr>
         <w:t xml:space="preserve"> is </w:t>
       </w:r>
       <w:proofErr w:type="spellStart"/>
       <w:r>
-        <w:rPr>
-          <w:b/>
-          <w:bCs/>
-        </w:rPr>
         <w:t>there</w:t>
       </w:r>
       <w:proofErr w:type="spellEnd"/>
       <w:r>
-        <w:rPr>
-          <w:b/>
-          <w:bCs/>
-        </w:rPr>
         <w:t xml:space="preserve"> is no </w:t>
       </w:r>
       <w:proofErr w:type="spellStart"/>
       <w:r>
-        <w:rPr>
-          <w:b/>
-          <w:bCs/>
-        </w:rPr>
         <w:t>need</w:t>
       </w:r>
       <w:proofErr w:type="spellEnd"/>
       <w:r>
-        <w:rPr>
-          <w:b/>
-          <w:bCs/>
-        </w:rPr>
         <w:t xml:space="preserve"> to be </w:t>
       </w:r>
       <w:proofErr w:type="spellStart"/>
       <w:r>
-        <w:rPr>
-          <w:b/>
-          <w:bCs/>
-        </w:rPr>
         <w:t>climate</w:t>
       </w:r>
       <w:proofErr w:type="spellEnd"/>
       <w:r>
-        <w:rPr>
-          <w:b/>
-          <w:bCs/>
-        </w:rPr>
-        <w:t xml:space="preserve"> </w:t>
-      </w:r>
-      <w:proofErr w:type="spellStart"/>
-      <w:r>
-        <w:rPr>
-          <w:b/>
-          <w:bCs/>
-        </w:rPr>
+        <w:t xml:space="preserve"> </w:t>
+      </w:r>
+      <w:proofErr w:type="spellStart"/>
+      <w:r>
         <w:t>superheroes</w:t>
       </w:r>
       <w:proofErr w:type="spellEnd"/>
@@ -15448,6 +15257,7 @@
       </w:r>
       <w:proofErr w:type="spellStart"/>
       <w:r>
+        <w:lastRenderedPageBreak/>
         <w:t>inconsistencies</w:t>
       </w:r>
       <w:proofErr w:type="spellEnd"/>
@@ -15641,19 +15451,10 @@
     </w:p>
     <w:p>
       <w:pPr>
-        <w:spacing w:after="200"/>
-        <w:rPr>
-          <w:b/>
-          <w:bCs/>
-        </w:rPr>
+        <w:pStyle w:val="Heading2"/>
       </w:pPr>
       <w:proofErr w:type="spellStart"/>
       <w:r>
-        <w:rPr>
-          <w:b/>
-          <w:bCs/>
-        </w:rPr>
-        <w:lastRenderedPageBreak/>
         <w:t>Takeaways</w:t>
       </w:r>
       <w:proofErr w:type="spellEnd"/>
@@ -18994,6 +18795,7 @@
       </w:r>
       <w:proofErr w:type="spellStart"/>
       <w:r>
+        <w:lastRenderedPageBreak/>
         <w:t>and</w:t>
       </w:r>
       <w:proofErr w:type="spellEnd"/>
@@ -19307,13 +19109,22 @@
           <w:lang w:val="en-GB"/>
         </w:rPr>
       </w:pPr>
+      <w:proofErr w:type="spellStart"/>
       <w:r>
         <w:rPr>
           <w:b/>
           <w:bCs/>
         </w:rPr>
         <w:lastRenderedPageBreak/>
-        <w:t>Footnotes:</w:t>
+        <w:t>Footnotes</w:t>
+      </w:r>
+      <w:proofErr w:type="spellEnd"/>
+      <w:r>
+        <w:rPr>
+          <w:b/>
+          <w:bCs/>
+        </w:rPr>
+        <w:t>:</w:t>
       </w:r>
     </w:p>
     <w:p>
